--- a/documents/docx/09-acknowledgement-of-debt.docx
+++ b/documents/docx/09-acknowledgement-of-debt.docx
@@ -429,7 +429,7 @@
                 <w:sz w:val="20"/>
                 <w:szCs w:val="20"/>
               </w:rPr>
-              <w:t xml:space="preserve">+264 81 264 6222</w:t>
+              <w:t xml:space="preserve">+264 81 281 9840</w:t>
             </w:r>
           </w:p>
         </w:tc>
@@ -4358,7 +4358,7 @@
                 <w:sz w:val="20"/>
                 <w:szCs w:val="20"/>
               </w:rPr>
-              <w:t xml:space="preserve">WhatsApp +264 81 264 6222 or email erastusmatheus3@gmail.com</w:t>
+              <w:t xml:space="preserve">WhatsApp +264 81 281 9840 or email erastusmatheus3@gmail.com</w:t>
             </w:r>
           </w:p>
         </w:tc>
@@ -4726,7 +4726,7 @@
           <w:sz w:val="21"/>
           <w:szCs w:val="21"/>
         </w:rPr>
-        <w:t xml:space="preserve">If I cannot make an instalment, I will contact the Lender before the due date on +264 81 264 6222 or erastusmatheus3@gmail.com. Missing one payment is not automatically the end of this arrangement.</w:t>
+        <w:t xml:space="preserve">If I cannot make an instalment, I will contact the Lender before the due date on +264 81 281 9840 or erastusmatheus3@gmail.com. Missing one payment is not automatically the end of this arrangement.</w:t>
       </w:r>
     </w:p>
     <w:p>
@@ -8406,7 +8406,7 @@
         <w:sz w:val="15"/>
         <w:szCs w:val="15"/>
       </w:rPr>
-      <w:t xml:space="preserve">Cell +264 81 281 9840   ·   WhatsApp +264 81 264 6222</w:t>
+      <w:t xml:space="preserve">Cell &amp; WhatsApp +264 81 281 9840</w:t>
     </w:r>
   </w:p>
   <w:p>
